--- a/website_structure/seo-audit/Ignis_Leadership_SEO_Audit_2026-09-04.docx
+++ b/website_structure/seo-audit/Ignis_Leadership_SEO_Audit_2026-09-04.docx
@@ -137,7 +137,7 @@
         <w:spacing w:after="160" w:line="300"/>
       </w:pPr>
       <w:r>
-        <w:t xml:space="preserve">One further issue turned up during the review that Semrush had not flagged, most likely because it is not linked from anywhere on the site and so a crawler starting from your homepage would not reach it: a duplicate copy of the homepage is sitting live on the server. This is flagged in section 4 for your decision, no change has been made to it.</w:t>
+        <w:t xml:space="preserve">One further issue turned up during the review that Semrush had not flagged, most likely because it was not linked from anywhere on the site and so a crawler starting from your homepage would not have reached it: a duplicate copy of the homepage was sitting live on the server. This is covered in section 4; it has since been removed from the site.</w:t>
       </w:r>
     </w:p>
     <w:p>
@@ -1567,7 +1567,7 @@
         <w:spacing w:after="160" w:line="300"/>
       </w:pPr>
       <w:r>
-        <w:t xml:space="preserve">A file called no_sector_test.html is live on the server, publicly reachable, and is a byte-for-byte duplicate of the homepage: identical title tag, meta description, canonical tag (which itself points to the real homepage URL) and body content. It isn't linked from anywhere on the site, isn't in the sitemap, and isn't blocked in robots.txt.</w:t>
+        <w:t xml:space="preserve">A file called no_sector_test.html was live on the server, publicly reachable, and was a byte-for-byte duplicate of the homepage: identical title tag, meta description, canonical tag (which itself pointed to the real homepage URL) and body content. It wasn't linked from anywhere on the site, wasn't in the sitemap, and wasn't blocked in robots.txt.</w:t>
       </w:r>
     </w:p>
     <w:p>
@@ -1593,7 +1593,7 @@
         <w:spacing w:after="100" w:line="280"/>
       </w:pPr>
       <w:r>
-        <w:t xml:space="preserve">Risk: if a search engine ever discovers and indexes it (for example, if it's ever linked to externally), it creates duplicate content competing with your real homepage.</w:t>
+        <w:t xml:space="preserve">Risk (now resolved): had a search engine ever discovered and indexed it, for example if it had ever been linked to externally, it would have created duplicate content competing with the real homepage.</w:t>
       </w:r>
     </w:p>
     <w:p>
@@ -1606,7 +1606,7 @@
         <w:spacing w:after="100" w:line="280"/>
       </w:pPr>
       <w:r>
-        <w:t xml:space="preserve">No action has been taken. This is your call. The two safest options are to remove the file from the live site, or to add a noindex tag to it if it needs to stay live for internal reference.</w:t>
+        <w:t xml:space="preserve">Status: resolved. Yorik removed the file from the live site directly. It was not referenced anywhere else (not in the sitemap, robots.txt, or any other page's links), so its removal has no impact on the rest of the site.</w:t>
       </w:r>
     </w:p>
     <w:p>
@@ -1623,7 +1623,7 @@
         <w:spacing w:after="160" w:line="300"/>
       </w:pPr>
       <w:r>
-        <w:t xml:space="preserve">index.html, archive.html, insights.html, privacy.html, terms.html, no_sector_test.html, insights/why-does-every-bid-feel-like-starting-again.html, insights/bids-are-lost-before-the-writing-starts.html</w:t>
+        <w:t xml:space="preserve">index.html, archive.html, insights.html, privacy.html, terms.html, insights/why-does-every-bid-feel-like-starting-again.html, insights/bids-are-lost-before-the-writing-starts.html</w:t>
       </w:r>
     </w:p>
     <w:p>
@@ -1631,7 +1631,7 @@
         <w:spacing w:after="160" w:line="300"/>
       </w:pPr>
       <w:r>
-        <w:t xml:space="preserve">118 internal href attributes rewritten to clean URLs, plus one new link added from the homepage to /archive. No visible design, copy or page structure changed. This was a links-only fix.</w:t>
+        <w:t xml:space="preserve">118 internal href attributes rewritten to clean URLs, plus one new link added from the homepage to /archive. No visible design, copy or page structure changed. This was a links-only fix. Separately, no_sector_test.html has since been removed from the live site.</w:t>
       </w:r>
     </w:p>
     <w:p>
@@ -1654,19 +1654,6 @@
       </w:pPr>
       <w:r>
         <w:t xml:space="preserve">Deploy these changes, then re-run the Semrush Site Audit in a few days to confirm all three notices have cleared.</w:t>
-      </w:r>
-    </w:p>
-    <w:p>
-      <w:pPr>
-        <w:pStyle w:val="ListParagraph"/>
-        <w:numPr>
-          <w:ilvl w:val="0"/>
-          <w:numId w:val="1"/>
-        </w:numPr>
-        <w:spacing w:after="100" w:line="280"/>
-      </w:pPr>
-      <w:r>
-        <w:t xml:space="preserve">Decide what to do with no_sector_test.html (remove or noindex).</w:t>
       </w:r>
     </w:p>
     <w:p>
